--- a/MIMs-latest-lv.docx
+++ b/MIMs-latest-lv.docx
@@ -86,7 +86,7 @@
           <w:color w:val="003399"/>
           <w:sz w:val="52"/>
         </w:rPr>
-        <w:t>Iepirkumu kontrolsaraksts izmantojot minimālos savietojamības mehānismus (MIMs)</w:t>
+        <w:t>Iepirkumu kontrolsaraksts balstīts uz minimālajiem savietojamības mehānismiem (MIMs)</w:t>
       </w:r>
     </w:p>
     <w:p>
@@ -101,7 +101,7 @@
           <w:color w:val="C2186F"/>
           <w:sz w:val="30"/>
         </w:rPr>
-        <w:t>Ko iekļaut iepirkumā, lai pilsēta saglabātu kontroli pār saviem datiem</w:t>
+        <w:t>Ko norādīt iepirkuma dokumentācijā, lai pilsēta saglabātu kontroli pār saviem datiem</w:t>
       </w:r>
     </w:p>
     <w:p>
@@ -116,7 +116,7 @@
           <w:color w:val="5A5A6E"/>
           <w:sz w:val="22"/>
         </w:rPr>
-        <w:t>Paredzēts OASC MIMs Plus 9.0</w:t>
+        <w:t>Specifikācija: OASC MIMs Plus 9.0</w:t>
       </w:r>
     </w:p>
     <w:p>
@@ -165,7 +165,7 @@
           <w:color w:val="003399"/>
           <w:sz w:val="36"/>
         </w:rPr>
-        <w:t>Kāpēc šī brošūra ir nepieciešama</w:t>
+        <w:t>Šīs brošūras mērķis</w:t>
       </w:r>
     </w:p>
     <w:p>
@@ -191,7 +191,7 @@
           <w:i w:val="0"/>
           <w:sz w:val="21"/>
         </w:rPr>
-        <w:t>Tā tam nav jābūt. Minimālie savietojamības mehānismi (MIMs), ko uztur organizācija Open &amp; Agile Smart Cities (OASC) un atbalsta Eiropas kustība living-in.eu, apraksta minimālās tehniskās prasības, kas nodrošina datu atvērtību, atkārtotu izmantojamību un neatkarību no piegādātāja. Tie apzināti veidoti vienkārši: tā nav sarežģīta arhitektūra, bet tikai daži priekšnoteikumi, lai sistēmas spētu savstarpēji sazināties.</w:t>
+        <w:t>Tā tam nav jābūt. Minimālie savietojamības mehānismi (MIMs), ko uztur organizācija Open &amp; Agile Smart Cities (OASC) un atbalsta Eiropas kustība living-in.eu, apraksta minimālās tehniskās prasības, kas nodrošina datu atvērtību, atkārtotu izmantojamību un neatkarību no piegādātāja. Tie apzināti veidoti nelieli: tā nav liela arhitektūra, bet tikai daži nosacījumi, kuriem jāizpildās, lai sistēmas spētu apmainīties ar datiem.</w:t>
       </w:r>
     </w:p>
     <w:p>
@@ -204,7 +204,7 @@
           <w:i w:val="0"/>
           <w:sz w:val="21"/>
         </w:rPr>
-        <w:t>Lai tos izmantotu, nav jābūt inženierim. Katrs kontrolsaraksts pārvērš vienu MIM saprotamos kontrolsaraksta punktos, kurus varat iekļaut iepirkumā, vienlaikus paskaidrojot, kā katrs punkts aizsargā jūsu intereses. Tūlīt pēc kontrolsaraksta atrodama katra konkrētā MIM prasība vārdu pa vārdam, lai tehniskie kolēģi un pretendenti varētu iepazīties ar detaļām.</w:t>
+        <w:t>Lai izmantotu šo brošūru, nav nepieciešamas tehniskas priekšzināšanas. Katrs kontrolsaraksts pārvērš vienu MIM vienkāršos kontrolsaraksta punktos, kurus varat pārkopēt iepirkumā, paskaidrojot, kāpēc katrs no tiem jūs aizsargā. Tūlīt pēc kontrolsaraksta vārdu pa vārdam atrodama katra konkrētā MIM prasība, lai tehniskie kolēģi un pretendenti varētu iepazīties ar detaļām.</w:t>
       </w:r>
     </w:p>
     <w:p>
@@ -358,7 +358,7 @@
                 <w:i w:val="0"/>
                 <w:sz w:val="19"/>
               </w:rPr>
-              <w:t>piekļuve savienoto izstrādājumu datiem un mākoņpakalpojumu sniedzēju maiņa bez piesaistes riskam.</w:t>
+              <w:t>piekļuve savienoto izstrādājumu datiem un mākoņpakalpojumu sniedzēju maiņa bez piesaistes riska piegādātājam.</w:t>
             </w:r>
           </w:p>
           <w:p>
@@ -615,7 +615,7 @@
           <w:i w:val="0"/>
           <w:sz w:val="20"/>
         </w:rPr>
-        <w:t>Pieprasiet, lai pretendenti demonstrē, nevis tikai sola (sk. attiecīgo noteikumu). Pārbaudiet atbilstību, izmantojot pretendenta aizpildīto atbilstības tabulu.</w:t>
+        <w:t>Pieprasiet, lai pretendenti demonstrē, nevis tikai sola (sk. noteikumu „Demonstrēt, nevis solīt”). Pārbaudiet atbilstību, izmantojot pretendenta aizpildīto atbilstības tabulu.</w:t>
       </w:r>
     </w:p>
     <w:p>
@@ -826,7 +826,7 @@
                 <w:i w:val="0"/>
                 <w:sz w:val="19"/>
               </w:rPr>
-              <w:t xml:space="preserve">  iespējamība, nevis prasība. Norāda uz iespēju un nevienu neuzliek par pienākumu.</w:t>
+              <w:t xml:space="preserve">  iespējamība, nevis prasība. Norāda uz iespēju un nevienam neuzliek pienākumu.</w:t>
             </w:r>
           </w:p>
           <w:p>
@@ -839,7 +839,7 @@
                 <w:i w:val="0"/>
                 <w:sz w:val="19"/>
               </w:rPr>
-              <w:t>Kontrolsaraksta punktos lietots vārds “jābūt” pat tad, ja specifikācijā ir tikai ieteikums (vajadzētu) vai minēts kandidātmehānisms. Tā ir līgumslēdzējas iestādes izvēle.</w:t>
+              <w:t>Kontrolsaraksta punktos katrs punkts formulēts kā prasība pat tad, ja specifikācijā ir tikai ieteikums (vajadzētu) vai minēts kandidātmehānisms. Tā ir līgumslēdzējas iestādes izvēle.</w:t>
             </w:r>
           </w:p>
         </w:tc>
@@ -888,7 +888,7 @@
           <w:i w:val="0"/>
           <w:sz w:val="21"/>
         </w:rPr>
-        <w:t>Septiņi nelieli mehānismi, viens mērķis: jūsu dati paliek jūsu rīcībā, un sistēmas spēj savstarpēji sazināties.</w:t>
+        <w:t>Septiņi nelieli mehānismi, viens mērķis: dati paliek pilsētas kontrolē un sistēmas spēj sadarboties.</w:t>
       </w:r>
     </w:p>
     <w:p>
@@ -1592,7 +1592,7 @@
           <w:color w:val="5A5A6E"/>
           <w:sz w:val="18"/>
         </w:rPr>
-        <w:t xml:space="preserve">Jebkurš izstrādātājs var izveidot savienojumu bez maksas “integrācijas semināriem”.   </w:t>
+        <w:t xml:space="preserve">Jebkurš izstrādātājs var izveidot savienojumu bez maksas par „integrācijas semināriem”.   </w:t>
       </w:r>
       <w:r>
         <w:rPr>
@@ -1646,7 +1646,7 @@
           <w:color w:val="5A5A6E"/>
           <w:sz w:val="18"/>
         </w:rPr>
-        <w:t xml:space="preserve">Jūs saņemat to, kas nepieciešams, nevis pilnu datu izgūšanu katru nakti.   </w:t>
+        <w:t xml:space="preserve">Jūs saņemat to, kas nepieciešams, nevis pilnu datu izvilkumu (dump) katru nakti.   </w:t>
       </w:r>
       <w:r>
         <w:rPr>
@@ -1686,7 +1686,7 @@
           <w:i w:val="0"/>
           <w:sz w:val="20"/>
         </w:rPr>
-        <w:t>Ja lietojuma gadījumā nepieciešami reāllaika dati, lietotāji var abonēt izmaiņas (tīmekļa āķi, MQTT vai līdzīgi), nevis nepārtraukti veikt pieprasījumus.</w:t>
+        <w:t>Ja lietojuma gadījumā nepieciešami reāllaika dati, lietotāji var abonēt izmaiņas (webhook, MQTT vai līdzīgi), nevis nepārtraukti veikt pieprasījumus.</w:t>
       </w:r>
     </w:p>
     <w:p>
@@ -1740,7 +1740,7 @@
           <w:i w:val="0"/>
           <w:sz w:val="20"/>
         </w:rPr>
-        <w:t>Kļūdas, kešatmiņa un pieprasījumu ierobežojumi izmanto standarta HTTP metodes un ir dokumentēti.</w:t>
+        <w:t>Kļūdu paziņojumi, cache un pieprasījumu ierobežojumi izmanto standarta HTTP konvencijas un ir dokumentēti.</w:t>
       </w:r>
     </w:p>
     <w:p>
@@ -1945,7 +1945,7 @@
                 <w:i w:val="0"/>
                 <w:sz w:val="18"/>
               </w:rPr>
-              <w:t>Maksa par katru pieprasījumu pilsētas pašas datiem (sk. noteikumu “Bez maksas par lietotāju vai pieprasījumu”).</w:t>
+              <w:t>Maksa par katru pieprasījumu pilsētas pašas datiem (sk. noteikumu „Bez maksas par saviem datiem”).</w:t>
             </w:r>
           </w:p>
         </w:tc>
@@ -2071,7 +2071,7 @@
                 <w:i w:val="0"/>
                 <w:sz w:val="16"/>
               </w:rPr>
-              <w:t>Sistēmām JĀBŪT tādām, kas ļauj izgūt datus vismaz vienā mašīnlasāmā formātā. Formātus var norādīt, izmantojot HTTP satura saskaņošanu</w:t>
+              <w:t>Sistēmām JĀĻAUJ izgūt datus vismaz vienā mašīnlasāmā formātā. Formātus var norādīt, izmantojot HTTP satura saskaņošanu</w:t>
             </w:r>
           </w:p>
         </w:tc>
@@ -2218,7 +2218,7 @@
                 <w:i w:val="0"/>
                 <w:sz w:val="16"/>
               </w:rPr>
-              <w:t>Datu modeļiem, ko izmanto datu derīgajā kravā, vajadzētu būt norādītiem (sk. MIM2)</w:t>
+              <w:t>Datu modeļiem, ko izmanto datu saturā (payload), vajadzētu būt norādītiem (sk. MIM2)</w:t>
             </w:r>
           </w:p>
         </w:tc>
@@ -2480,7 +2480,7 @@
               <w:br/>
               <w:t>API VAJADZĒTU uzrādīt nākamā paredzamā atjauninājuma laika zīmogu</w:t>
               <w:br/>
-              <w:t>API VAJADZĒTU atbalstīt skaidru galapunktu versiju pārvaldību</w:t>
+              <w:t>API VAJADZĒTU atbalstīt skaidru endpoint versiju pārvaldību</w:t>
               <w:br/>
               <w:t>API VAJADZĒTU nodrošināt derīgās kravas piemērus vai testa vaicājumus</w:t>
               <w:br/>
@@ -2492,7 +2492,7 @@
               <w:br/>
               <w:t>API DRĪKST atbalstīt daļējas atbildes vai vaicājumu projekcijas</w:t>
               <w:br/>
-              <w:t>API DRĪKST nodrošināt standarta darbspējas/statusa galapunktu</w:t>
+              <w:t>API DRĪKST nodrošināt standarta darbspējas/statusa endpoint</w:t>
             </w:r>
           </w:p>
         </w:tc>
@@ -3817,7 +3817,7 @@
                 <w:i w:val="0"/>
                 <w:sz w:val="16"/>
               </w:rPr>
-              <w:t>Pastāv veids, kā atsaukties uz objektam definētu relāciju</w:t>
+              <w:t>Pastāv veids, kā dereferencēt objektam definētu relāciju</w:t>
             </w:r>
           </w:p>
         </w:tc>
@@ -4166,7 +4166,7 @@
           <w:color w:val="5A5A6E"/>
           <w:sz w:val="18"/>
         </w:rPr>
-        <w:t xml:space="preserve">“Temperatūra: 23” ir bezjēdzīga, ja neviens nav piefiksējis, vai tie ir °C vai °F.   </w:t>
+        <w:t xml:space="preserve">“Temperatūra: 23” ir bezjēdzīga, ja neviens nav norādījis, vai tie ir °C vai °F.   </w:t>
       </w:r>
       <w:r>
         <w:rPr>
@@ -4206,7 +4206,7 @@
           <w:i w:val="0"/>
           <w:sz w:val="20"/>
         </w:rPr>
-        <w:t>Paplašinājumi tiek piegādāti kā dokumentēti profili/papildinājumi standarta modelim — nekad kā modificēts privāts atzars.</w:t>
+        <w:t>Paplašinājumi tiek piegādāti kā dokumentēti profili/papildinājumi standarta modelim — nekad kā modificēts privāts fork.</w:t>
       </w:r>
     </w:p>
     <w:p>
@@ -4421,7 +4421,7 @@
                 <w:i w:val="0"/>
                 <w:sz w:val="18"/>
               </w:rPr>
-              <w:t>“Mūsu patentētais datu modelis ir bagātāks par standartu.”</w:t>
+              <w:t>“Mūsu slēgtais datu modelis ir bagātāks par standartu.”</w:t>
             </w:r>
           </w:p>
           <w:p>
@@ -4985,7 +4985,7 @@
                 <w:color w:val="5A5A6E"/>
                 <w:sz w:val="16"/>
               </w:rPr>
-              <w:t>The documentation of the data transport format should be sufficient to allow the creation of non-proprietary application or interpretor that is able to reconstruct all the data stored in such a data format.</w:t>
+              <w:t>The documentation of the data transport format should be sufficient to allow the creation of non-proprietary application or interpretor [sic] that is able to reconstruct all the data stored in such a data format.</w:t>
             </w:r>
           </w:p>
         </w:tc>
@@ -5317,7 +5317,7 @@
           <w:i w:val="0"/>
           <w:sz w:val="20"/>
         </w:rPr>
-        <w:t>Ne visus pilsētas datus var vienkārši publicēt: daži ir komerciāli, daži sensitīvi. MIM3 paredz pārējo datu drošu kopīgošanu: meklējamu katalogu, licences uz paraugu bāzes, nevis pielāgotus juridiskus tekstus, un pārvaldības noteikumus, ko var izlasīt ikviens. Specifikācijā gandrīz viss MIM3 formulēts kā ieteikums (sk. 3. lpp.).</w:t>
+        <w:t>Ne visus pilsētas datus var vienkārši publicēt: daži ir komerciāli, daži sensitīvi. MIM3 paredz pārējo datu drošu kopīgošanu: meklējamu katalogu, licences uz paraugu bāzes, nevis pielāgotu juridisko tekstu, un pārvaldības noteikumus, ko var izlasīt ikviens. Specifikācijā gandrīz viss MIM3 formulēts kā ieteikums (sk. 3. lpp.).</w:t>
       </w:r>
     </w:p>
     <w:p>
@@ -5402,7 +5402,7 @@
           <w:i w:val="0"/>
           <w:sz w:val="20"/>
         </w:rPr>
-        <w:t>Datu izmantošanas noteikumi un licences ir balstītas uz plaši zināmiem paraugiem (piem., atvērtām licencēm, standarta datu kopīgošanas līgumiem), nevis pielāgotiem juridiskiem tekstiem katrai datu kopai.</w:t>
+        <w:t>Datu izmantošanas noteikumi un licences ir balstīti uz plaši zināmiem paraugiem (piem., atvērtām licencēm, standarta datu kopīgošanas līgumiem), nevis uz pielāgotu juridisku tekstu katrai datu kopai.</w:t>
       </w:r>
     </w:p>
     <w:p>
@@ -5416,7 +5416,7 @@
           <w:color w:val="5A5A6E"/>
           <w:sz w:val="18"/>
         </w:rPr>
-        <w:t xml:space="preserve">Vienošanās ir mērogojamas; juristi nekļūst par šķērsli procesam.   </w:t>
+        <w:t xml:space="preserve">Vienošanās ir mērogojamas bez atsevišķas juridiskās izvērtēšanas katrā gadījumā.   </w:t>
       </w:r>
       <w:r>
         <w:rPr>
@@ -5617,7 +5617,7 @@
                 <w:i w:val="0"/>
                 <w:sz w:val="18"/>
               </w:rPr>
-              <w:t>Piegādātājs piesaka tiesības uz pilsētas datiem (sk. noteikumu “Datu īpašumtiesības”).</w:t>
+              <w:t>Piegādātājs piesaka tiesības uz pilsētas datiem (sk. noteikumu „Tiesības uz datiem”).</w:t>
             </w:r>
           </w:p>
           <w:p>
@@ -5765,7 +5765,7 @@
                 <w:i w:val="0"/>
                 <w:sz w:val="16"/>
               </w:rPr>
-              <w:t>Datu ekosistēmas vadītājam vajadzētu spēt definēt pārvaldības modeli (piemēram, noteikumu kopumu), kurā izklāstīti dalības noteikumi, ekosistēmas dalībnieku lomas, pienākumi un saistības, kā arī vispārējie principi, kas regulē datu apmaiņu starp tiem.</w:t>
+              <w:t>Datu ekosistēmas orķestratoram vajadzētu spēt definēt pārvaldības modeli (piemēram, noteikumu kopumu), kurā izklāstīti dalības noteikumi, ekosistēmas dalībnieku lomas, pienākumi un saistības, kā arī vispārējie principi, kas regulē datu apmaiņu starp tiem.</w:t>
             </w:r>
           </w:p>
         </w:tc>
@@ -6112,7 +6112,7 @@
                 <w:i w:val="0"/>
                 <w:sz w:val="16"/>
               </w:rPr>
-              <w:t>Noteikumiem un nosacījumiem vajadzētu atbilst datu ekosistēmas vispārējam pārvaldības modelim, un tie NEDRĪKST būt pretrunā ar to. (Piezīme: Datu sniedzējs var izlemt nepiedalīties datu ekosistēmā, ja tās pamatā esošais pārvaldības modelis ir pārāk ierobežojošs vai pārāk pieļaujošs.)</w:t>
+              <w:t>Noteikumiem un nosacījumiem vajadzētu atbilst datu ekosistēmas vispārējam pārvaldības modelim, un tie nedrīkst būt pretrunā ar to. (Piezīme: Datu sniedzējs var izlemt nepiedalīties datu ekosistēmā, ja tās pamatā esošais pārvaldības modelis ir pārāk ierobežojošs vai pārāk pieļaujošs.)</w:t>
             </w:r>
           </w:p>
         </w:tc>
@@ -7223,7 +7223,7 @@
           <w:color w:val="003399"/>
           <w:sz w:val="36"/>
         </w:rPr>
-        <w:t>MIM6 · Vai mūsu dati ir drošībā pārraidē un lietošanā?</w:t>
+        <w:t>MIM6 · Vai mūsu dati ir drošībā?</w:t>
       </w:r>
     </w:p>
     <w:p>
@@ -7467,7 +7467,7 @@
           <w:i w:val="0"/>
           <w:sz w:val="20"/>
         </w:rPr>
-        <w:t>Piegādātājam jāapliecina atbilstība ISO/IEC 27001:2022 (vai ekvivalentam) pakalpojumam, ko tas nodrošina.</w:t>
+        <w:t>Pretendents apliecina atbilstību standartam ISO/IEC 27001:2022 (vai ekvivalentam) pakalpojumam, ko tas nodrošina.</w:t>
       </w:r>
     </w:p>
     <w:p>
@@ -7586,7 +7586,7 @@
                 <w:i w:val="0"/>
                 <w:sz w:val="18"/>
               </w:rPr>
-              <w:t>Ja kaut kas noiet greizi, žurnāli parāda, kas un ko tieši izdarīja.</w:t>
+              <w:t>Pēc incidenta žurnāli parāda, kas notika un kurš rīkojās.</w:t>
             </w:r>
           </w:p>
         </w:tc>
@@ -7896,7 +7896,7 @@
                 <w:i w:val="0"/>
                 <w:sz w:val="16"/>
               </w:rPr>
-              <w:t>Piekļuves tiesībām informācijai un citiem saistītajiem aktīviem JĀBŪT piešķirtām, pārskatītām, modificētām un atceltām saskaņā ar organizācijas konkrētajai tēmai veltīto politiku un piekļuves kontroles noteikumiem. (ISO 27001 5.18: Piekļuves tiesības)</w:t>
+              <w:t>Piekļuves tiesībām informācijai un citiem saistītajiem aktīviem JĀBŪT piešķirtām, pārskatītām, modificētām un atceltām saskaņā ar organizācijas tematiskajām rīcībpolitikām un piekļuves kontroles noteikumiem. (ISO 27001 5.18: Piekļuves tiesības)</w:t>
             </w:r>
           </w:p>
         </w:tc>
@@ -8300,7 +8300,7 @@
                 <w:i w:val="0"/>
                 <w:sz w:val="16"/>
               </w:rPr>
-              <w:t>OpenID Connect 1.0, identitātes slānis autentifikācijai virs OAuth 2.0</w:t>
+              <w:t>OpenID Connect 1.0, identitātes slānis autentifikācijai, kas balstīts uz OAuth 2.0</w:t>
             </w:r>
           </w:p>
         </w:tc>
@@ -9698,7 +9698,7 @@
           <w:i w:val="0"/>
           <w:sz w:val="20"/>
         </w:rPr>
-        <w:t>Izvaddatos tiek izmantoti standarta formāti (GeoJSON, CityJSON, 3D Tiles, NetCDF…), ko var izmantot rīki, kurus neiepērkat no šī piegādātāja.</w:t>
+        <w:t>Izvaddatos tiek izmantoti standarta formāti (GeoJSON, CityJSON, 3D Tiles, NetCDF…), ko var nolasīt trešo pušu rīki.</w:t>
       </w:r>
     </w:p>
     <w:p>
@@ -10461,7 +10461,7 @@
                 <w:i w:val="0"/>
                 <w:sz w:val="16"/>
               </w:rPr>
-              <w:t>Modelim jāspēj piekļūt datiem gala lietotāja vai organizācijas vārdā. Sk. MIM3</w:t>
+              <w:t>Modelim jāspēj piekļūt datiem galalietotāja vai organizācijas vārdā. Sk. MIM3</w:t>
             </w:r>
           </w:p>
         </w:tc>
@@ -11494,7 +11494,7 @@
           <w:color w:val="003399"/>
           <w:sz w:val="21"/>
         </w:rPr>
-        <w:t>X.3  Bez maksas par lietotāju vai pieprasījumu</w:t>
+        <w:t>X.3  Bez maksas par saviem datiem</w:t>
       </w:r>
     </w:p>
     <w:p>
@@ -11507,7 +11507,7 @@
           <w:i w:val="0"/>
           <w:sz w:val="20"/>
         </w:rPr>
-        <w:t>Netiek piemērota maksa par pilsētas piekļuvi tās pašas datiem.</w:t>
+        <w:t>Līgumslēdzēja iestāde nemaksā par piekļuvi saviem datiem nedz par lietotāju, nedz par pieprasījumu.</w:t>
       </w:r>
     </w:p>
     <w:p>
@@ -11579,7 +11579,7 @@
           <w:i w:val="0"/>
           <w:sz w:val="20"/>
         </w:rPr>
-        <w:t>Pretendenti piedāvājumu vērtēšanas laikā demonstrē atbilstību, nevis iesniedz pašdeklarācijas. API gadījumā tas nozīmē publicētu interaktīvu dokumentāciju (piemēram, OpenAPI) un reāllaika izsaukumu, kas atgriež derīgus datus. Katrs atzīmētais punkts tiek atkārtoti pārbaudīts pieņemšanas laikā.</w:t>
+        <w:t>Pretendenti piedāvājumu vērtēšanas laikā demonstrē atbilstību, nevis iesniedz pašapliecinājumus. API gadījumā tas nozīmē publicētu interaktīvu dokumentāciju (piemēram, OpenAPI) un reāllaika izsaukumu, kas atgriež derīgus datus. Katrs atzīmētais punkts tiek atkārtoti pārbaudīts pieņemšanas laikā.</w:t>
       </w:r>
     </w:p>
     <w:p>
@@ -11615,7 +11615,7 @@
           <w:i w:val="0"/>
           <w:sz w:val="20"/>
         </w:rPr>
-        <w:t>Iepirkumā tiek norādīti iepriekš minētie standarti; apgalvojumos par saderību jānorāda precīza saskarne un versija. Katra atsauce uz standartu vai tehnisko specifikāciju pieļauj ekvivalentu risinājumu; pretendents pierāda ekvivalenci.</w:t>
+        <w:t>Iepirkumā tiek norādīti konkrēti standarti; apgalvojumos par saderību jānorāda precīza saskarne un versija. Katra atsauce uz standartu vai tehnisko specifikāciju pieļauj ekvivalentu risinājumu; pretendents pierāda ekvivalenci.</w:t>
       </w:r>
     </w:p>
     <w:p>
@@ -11683,7 +11683,7 @@
           <w:i w:val="0"/>
           <w:sz w:val="20"/>
         </w:rPr>
-        <w:t>Atzīmētās lapas: MIM0, MIM1, MIM2, MIM6 un MIM7 (dati tiek parādīti kartē). No MIM3 tikai 3.1. punkts (gaisa kvalitātes dati tiek publicēti kā atvērtie dati, tādēļ tie iekļaujami katalogā); MIM8 netiek iekļauts: tas nav digitālais dvīnis.</w:t>
+        <w:t>Atzīmētās lapas: MIM0, MIM1, MIM2, MIM6 un MIM7 (dati tiek parādīti kartē). No MIM3 tikai 3.1. punkts (gaisa kvalitātes dati tiek publicēti kā atvērtie dati, tādēļ tie pieder katalogam); MIM8 nav piemērojams: sistēma nav digitālais dvīnis.</w:t>
       </w:r>
     </w:p>
     <w:p>
@@ -11940,7 +11940,7 @@
                 <w:color w:val="5A5A6E"/>
                 <w:sz w:val="17"/>
               </w:rPr>
-              <w:t>līguma izpildes noteikumi (70. pants)</w:t>
+              <w:t>līguma izpildes nosacījumi (70. pants)</w:t>
             </w:r>
           </w:p>
         </w:tc>
@@ -11955,7 +11955,7 @@
                 <w:i w:val="0"/>
                 <w:sz w:val="18"/>
               </w:rPr>
-              <w:t>Līguma izbeigšanas noteikums, Datu īpašumtiesības, Bez maksas par lietotāju vai pieprasījumu, API stabilitāte un versiju pārvaldība; aizpildītā atbilstības tabula kā pielikums</w:t>
+              <w:t>Līguma izbeigšanas noteikums, Tiesības uz datiem, Bez maksas par saviem datiem, API stabilitāte un versiju pārvaldība; aizpildītā atbilstības tabula kā pielikums</w:t>
             </w:r>
           </w:p>
         </w:tc>
@@ -11989,7 +11989,7 @@
                 <w:color w:val="5A5A6E"/>
                 <w:sz w:val="17"/>
               </w:rPr>
-              <w:t>līguma izpildes noteikumi (70. pants)</w:t>
+              <w:t>līguma izpildes nosacījumi (70. pants)</w:t>
             </w:r>
           </w:p>
         </w:tc>
@@ -12112,7 +12112,7 @@
           <w:i w:val="0"/>
           <w:sz w:val="19"/>
         </w:rPr>
-        <w:t>4.3.23 Pretendents aizpilda atbilstības tabulu (iepirkuma dokumentu pielikums) un sniedz pierādījumus par katru prasīto punktu. Pretendents demonstrē punktus no 4.3.1 līdz 4.3.21 ar reāllaika API izsaukumu piedāvājumu vērtēšanas laikā; līgumslēdzēja iestāde tos atkārtoti pārbauda pieņemšanas laikā. Prasību neizpilde ir pamats atteikt pieņemšanu.</w:t>
+        <w:t>4.3.23 Pretendents aizpilda atbilstības tabulu (iepirkuma dokumentācijas pielikums) un iesniedz pierādījumus par katru prasīto punktu. Piedāvājumu vērtēšanas laikā pretendents demonstrē punktus no 4.3.1 līdz 4.3.21 (piemēram, ar reāllaika API izsaukumu); piedāvājums, kas neatbilst prasītajam punktam, neatbilst tehniskās specifikācijas prasībām. Līgumslēdzēja iestāde pārbauda punktus vēlreiz pieņemšanas laikā; prasību neizpilde šajā posmā ir pamats atteikt pieņemšanu.</w:t>
       </w:r>
     </w:p>
     <w:p>
@@ -12486,7 +12486,7 @@
           <w:color w:val="5A5A6E"/>
           <w:sz w:val="18"/>
         </w:rPr>
-        <w:t>Solījums par nākotni ir N: komisija pārbauda tikai to, ko pretendents var demonstrēt.</w:t>
+        <w:t>Nākotnes funkcionalitātes solījums tiek uzskatīts par N: komisija pārbauda tikai to, ko pretendents var uzrādīt. Obligātajam punktam vērtējums N nozīmē, ka piedāvājums neatbilst iepirkuma priekšmeta prasībām.</w:t>
       </w:r>
     </w:p>
     <w:p>
@@ -12545,7 +12545,7 @@
           <w:i w:val="0"/>
           <w:sz w:val="19"/>
         </w:rPr>
-        <w:t>Aizpildītā tabula ir piedāvājuma sastāvdaļa un kļūst par līguma pielikumu. Tā pārbauda, vai ir izpildītas iepirkuma priekšmeta prasības (atbilst vai neatbilst); tas nav piedāvājuma izvērtēšanas kritērijs. Lai vērtētu atbilstības pakāpi ar punktiem, tas jānorāda iepirkuma dokumentos iepriekš publicētajos piedāvājuma izvērtēšanas kritērijos (Direktīva 2014/24/ES, 67. pants).</w:t>
+        <w:t>Aizpildītā tabula ir piedāvājuma sastāvdaļa un kļūst par līguma pielikumu. Tā pārbauda, vai ir izpildītas iepirkuma priekšmeta prasības (atbilst vai neatbilst); tas nav līguma slēgšanas tiesību piešķiršanas kritērijs. Lai vērtētu atbilstības pakāpi ar punktiem, tas jānorāda iepirkuma dokumentos iepriekš publicētajos līguma slēgšanas tiesību piešķiršanas kritērijos (Direktīva 2014/24/ES, 67. pants).</w:t>
       </w:r>
     </w:p>
     <w:tbl>
@@ -14135,7 +14135,7 @@
                 <w:color w:val="FFFFFF"/>
                 <w:sz w:val="17"/>
               </w:rPr>
-              <w:t>MIM6 · Vai mūsu dati ir drošībā pārraidē un lietošanā?</w:t>
+              <w:t>MIM6 · Vai mūsu dati ir drošībā?</w:t>
             </w:r>
           </w:p>
         </w:tc>
@@ -15457,7 +15457,7 @@
                 <w:i w:val="0"/>
                 <w:sz w:val="17"/>
               </w:rPr>
-              <w:t>API stabilitāte: versijas, 6 mēn. brīdinājums</w:t>
+              <w:t>API stabilitāte: versijas, 6 mēn. brīdinājums par nesavietojamām izmaiņām</w:t>
             </w:r>
           </w:p>
         </w:tc>
@@ -15843,7 +15843,7 @@
           <w:i w:val="0"/>
           <w:sz w:val="20"/>
         </w:rPr>
-        <w:t>Tehnisks noteikums, ko ikviens var lasīt un ieviest bez maksas vai atļaujas prasīšanas.</w:t>
+        <w:t>Tehnisks noteikums, kuru ikviens var lasīt un ieviest bez maksas un bez īpašas atļaujas.</w:t>
       </w:r>
     </w:p>
     <w:p>
@@ -15931,7 +15931,7 @@
           <w:i w:val="0"/>
           <w:sz w:val="20"/>
         </w:rPr>
-        <w:t>Situācija, kad piegādātāja maiņa prasa tik daudz līdzekļu — datu, formātu vai maksājumu dēļ —, ka to faktiski nav iespējams izdarīt.</w:t>
+        <w:t>Stāvoklis, kurā datu, formātu vai maksājumu izmaksas padara piegādātāja maiņu praktiski neiespējamu.</w:t>
       </w:r>
     </w:p>
     <w:p>
@@ -16124,7 +16124,7 @@
           <w:color w:val="5A5A6E"/>
           <w:sz w:val="17"/>
         </w:rPr>
-        <w:t>v9.0.6 · 2026-09-18</w:t>
+        <w:t>v9.0.7 · 2026-09-19</w:t>
       </w:r>
     </w:p>
     <w:sectPr>
@@ -16152,7 +16152,7 @@
         <w:color w:val="5A5A6E"/>
         <w:sz w:val="16"/>
       </w:rPr>
-      <w:t xml:space="preserve">Iepirkumu kontrolsaraksts izmantojot minimālos savietojamības mehānismus (MIMs) · MIMs Plus 9.0 · v9.0.6 · 2026-09-18  ·  </w:t>
+      <w:t xml:space="preserve">Iepirkumu kontrolsaraksts balstīts uz minimālajiem savietojamības mehānismiem (MIMs) · MIMs Plus 9.0 · v9.0.7 · 2026-09-19  ·  </w:t>
     </w:r>
     <w:fldSimple w:instr="PAGE"/>
   </w:p>
